--- a/ky/wisdom-stories/gossip.docx
+++ b/ky/wisdom-stories/gossip.docx
@@ -279,7 +279,7 @@
           <w:sz w:val="22"/>
           <w:lang w:val="ky-KG"/>
         </w:rPr>
-        <w:t xml:space="preserve">Сабак: </w:t>
+        <w:t>Сабак: Ушак — желге учкан жүн: чачкандан кийин кайра жыйнай албайсың. Ошон үчүн ушактан алыс бол.</w:t>
       </w:r>
       <w:r>
         <w:rPr>
@@ -288,7 +288,6 @@
           <w:sz w:val="22"/>
           <w:lang w:val="ky-KG"/>
         </w:rPr>
-        <w:t>Ушак — желге учкан жүн: чачкандан кийин кайра жыйнай албайсың. Сөздү ооздон чыгарардан мурун ойлон.</w:t>
       </w:r>
     </w:p>
     <w:p>

--- a/ky/wisdom-stories/gossip.docx
+++ b/ky/wisdom-stories/gossip.docx
@@ -6,310 +6,123 @@
       <w:pPr>
         <w:pStyle w:val="Title"/>
         <w:keepNext/>
-        <w:keepLines w:val="0"/>
-        <w:pageBreakBefore w:val="0"/>
-        <w:widowControl/>
-        <w:spacing w:line="269" w:lineRule="auto" w:after="180" w:before="0"/>
-      </w:pPr>
-      <w:bookmarkStart w:id="10077" w:name="Story_78"/>
-      <w:r>
+        <w:spacing w:after="180" w:line="269" w:lineRule="auto"/>
         <w:rPr>
           <w:rFonts w:ascii="Arial" w:hAnsi="Arial"/>
           <w:b/>
-          <w:color w:val="000000"/>
+          <w:sz w:val="34"/>
+          <w:lang w:val="en-US"/>
+        </w:rPr>
+      </w:pPr>
+      <w:bookmarkStart w:id="0" w:name="Story_78"/>
+      <w:r>
+        <w:rPr>
+          <w:rFonts w:ascii="Arial" w:hAnsi="Arial"/>
+          <w:b/>
           <w:sz w:val="34"/>
           <w:lang w:val="ky-KG"/>
         </w:rPr>
         <w:t>Ушак</w:t>
       </w:r>
-      <w:bookmarkEnd w:id="10077"/>
-    </w:p>
-    <w:p>
-      <w:pPr>
-        <w:keepNext w:val="0"/>
-        <w:keepLines w:val="0"/>
-        <w:pageBreakBefore w:val="0"/>
-        <w:widowControl/>
-        <w:spacing w:line="269" w:lineRule="auto" w:after="120" w:before="0"/>
-      </w:pPr>
+      <w:bookmarkEnd w:id="0"/>
+    </w:p>
+    <w:p>
+      <w:r>
+        <w:t>Тили заар бир киши айылдаштарынын бири жөнүндө ушак таратып жүрдү. Иш чоңоюп кеткенде, аны айылдын аксакалына чакырышты.</w:t>
+      </w:r>
+    </w:p>
+    <w:p>
+      <w:r>
+        <w:t>— Жөн эле тамашалап койгом! — деп актанды ал. — Башкалар сөзүмдү туура эмес түшүнүп алышыптыр. Менин эмне күнөөм бар?</w:t>
+      </w:r>
+    </w:p>
+    <w:p>
+      <w:r>
+        <w:t>Бирок жаманатты болгон киши буга көнгөн жок:</w:t>
+      </w:r>
+    </w:p>
+    <w:p>
+      <w:r>
+        <w:t>— Сен менин ак атымды караладың. Мен адилеттик талап кылам.</w:t>
+      </w:r>
+    </w:p>
+    <w:p>
+      <w:r>
+        <w:t>Айткандарын мындан ары тана албаган ушакчы акыры моюн сунду:</w:t>
+      </w:r>
+    </w:p>
+    <w:p>
+      <w:r>
+        <w:t>— Макул, бардык сөзүмдү кайра алам. Мени кечирип койгула.</w:t>
+      </w:r>
+    </w:p>
+    <w:p>
+      <w:r>
+        <w:t>Аксакал аны кунт коюп укту. Анын кылган ишинин оордугун али түшүнө электигин байкап:</w:t>
+      </w:r>
+    </w:p>
+    <w:p>
+      <w:r>
+        <w:t>— Базар аянтына куштун жүнү салынган бир жаздык алып бар. Аны жарып, ичиндеги жүнүн желге чач. Анан баарын бирден терип, мага алып кел. Кечирим тууралуу ошондон кийин сүйлөшөбүз, — деди.</w:t>
+      </w:r>
+    </w:p>
+    <w:p>
+      <w:r>
+        <w:t>Киши аргасыз макул болду. «Бул эмне деген кызык тапшырма?» — деп ойлонуп, жаздыкты аянтка алып барды. Аны жарып, жүнүн абага чачты.</w:t>
+      </w:r>
+    </w:p>
+    <w:p>
+      <w:r>
+        <w:t>Жел жүндөрдү көз ирмемде туш тарапка учуруп кетти. Киши ары-бери чуркап, аларды кармоого аракет кылды. Бирок канча убара болсо да, бир ууч гана жүн чогулта алды.</w:t>
+      </w:r>
+    </w:p>
+    <w:p>
+      <w:r>
+        <w:t>Ал башын жерге салып, аксакалга кайтып келди:</w:t>
+      </w:r>
+    </w:p>
+    <w:p>
+      <w:r>
+        <w:t>— Калганын чогулта албадым. Жел ар кайсы жакка учуруп кетти.</w:t>
+      </w:r>
+    </w:p>
+    <w:p>
+      <w:r>
+        <w:t>— Эми айткан сөзүңдү кайра алуу канчалык кыйын экенин түшүндүңбү? — деп сурады аксакал.</w:t>
+      </w:r>
+    </w:p>
+    <w:p>
+      <w:r>
+        <w:t>Киши алаканындагы жүндөрдү карап, оор үшкүрдү:</w:t>
+      </w:r>
+    </w:p>
+    <w:p>
+      <w:r>
+        <w:t>— Түшүндүм. Сөздөрүм да ушул жүндөрдөй тарап кетти. «Кайра алам» дегеним менен аларды кайтарып ала албайт экенмин.</w:t>
+      </w:r>
+    </w:p>
+    <w:p>
       <w:r>
         <w:rPr>
-          <w:rFonts w:ascii="Arial" w:eastAsia="Arial" w:hAnsi="Arial"/>
-          <w:color w:val="000000"/>
-          <w:sz w:val="22"/>
-          <w:lang w:val="ky-KG"/>
+          <w:b/>
+          <w:bCs/>
         </w:rPr>
-        <w:t>Ачуу тилдүү, адепсиз бир адам ушак таратты деп айыпталып, айыл аксакалынын алдына чакырылды.</w:t>
-      </w:r>
-    </w:p>
-    <w:p>
-      <w:pPr>
-        <w:keepNext w:val="0"/>
-        <w:keepLines w:val="0"/>
-        <w:pageBreakBefore w:val="0"/>
-        <w:widowControl/>
-        <w:spacing w:line="269" w:lineRule="auto" w:after="120" w:before="0"/>
-      </w:pPr>
+        <w:t>Сабак:</w:t>
+      </w:r>
+      <w:r>
+        <w:t xml:space="preserve"> Ушак желге чачылган жүндөй: таратуу оңой, кайра чогултуу кыйын. Кечирим суроо маанилүү, бирок ал келтирилген зыянды дайыма эле жоё албайт. Ошондуктан сүйлөрдөн мурун ойлон.</w:t>
+      </w:r>
+    </w:p>
+    <w:p>
       <w:r>
         <w:rPr>
-          <w:rFonts w:ascii="Arial" w:eastAsia="Arial" w:hAnsi="Arial"/>
-          <w:color w:val="000000"/>
-          <w:sz w:val="22"/>
-          <w:lang w:val="ky-KG"/>
+          <w:i/>
+          <w:iCs/>
         </w:rPr>
-        <w:t>— Бул жөн гана тамаша болчу, болгону тамаша, — деп ал айыбын четке какты. — Сөздөрүмдү башкалар туура эмес түшүнүп алышты, мен күнөөлүү эмесмин!</w:t>
-      </w:r>
-    </w:p>
-    <w:p>
-      <w:pPr>
-        <w:keepNext w:val="0"/>
-        <w:keepLines w:val="0"/>
-        <w:pageBreakBefore w:val="0"/>
-        <w:widowControl/>
-        <w:spacing w:line="269" w:lineRule="auto" w:after="120" w:before="0"/>
-      </w:pPr>
-      <w:r>
-        <w:rPr>
-          <w:rFonts w:ascii="Arial" w:eastAsia="Arial" w:hAnsi="Arial"/>
-          <w:color w:val="000000"/>
-          <w:sz w:val="22"/>
-          <w:lang w:val="ky-KG"/>
-        </w:rPr>
-        <w:t>Бирок ушактан жабыркаган тарап айтканынан кайткан жок:</w:t>
-      </w:r>
-    </w:p>
-    <w:p>
-      <w:pPr>
-        <w:keepNext w:val="0"/>
-        <w:keepLines w:val="0"/>
-        <w:pageBreakBefore w:val="0"/>
-        <w:widowControl/>
-        <w:spacing w:line="269" w:lineRule="auto" w:after="120" w:before="0"/>
-      </w:pPr>
-      <w:r>
-        <w:rPr>
-          <w:rFonts w:ascii="Arial" w:eastAsia="Arial" w:hAnsi="Arial"/>
-          <w:color w:val="000000"/>
-          <w:sz w:val="22"/>
-          <w:lang w:val="ky-KG"/>
-        </w:rPr>
-        <w:t>— Таза атыма көө жаптың. Адилеттик талап кылам.</w:t>
-      </w:r>
-    </w:p>
-    <w:p>
-      <w:pPr>
-        <w:keepNext w:val="0"/>
-        <w:keepLines w:val="0"/>
-        <w:pageBreakBefore w:val="0"/>
-        <w:widowControl/>
-        <w:spacing w:line="269" w:lineRule="auto" w:after="120" w:before="0"/>
-      </w:pPr>
-      <w:r>
-        <w:rPr>
-          <w:rFonts w:ascii="Arial" w:eastAsia="Arial" w:hAnsi="Arial"/>
-          <w:color w:val="000000"/>
-          <w:sz w:val="22"/>
-          <w:lang w:val="ky-KG"/>
-        </w:rPr>
-        <w:t>Күнөөлүү адам кысым күчөгөн сайын артка чегинди:</w:t>
-      </w:r>
-    </w:p>
-    <w:p>
-      <w:pPr>
-        <w:keepNext w:val="0"/>
-        <w:keepLines w:val="0"/>
-        <w:pageBreakBefore w:val="0"/>
-        <w:widowControl/>
-        <w:spacing w:line="269" w:lineRule="auto" w:after="120" w:before="0"/>
-      </w:pPr>
-      <w:r>
-        <w:rPr>
-          <w:rFonts w:ascii="Arial" w:eastAsia="Arial" w:hAnsi="Arial"/>
-          <w:color w:val="000000"/>
-          <w:sz w:val="22"/>
-          <w:lang w:val="ky-KG"/>
-        </w:rPr>
-        <w:t>— Айткандарымдын баарын кайра алам, мени кечирүүнү сурайм.</w:t>
-      </w:r>
-    </w:p>
-    <w:p>
-      <w:pPr>
-        <w:keepNext w:val="0"/>
-        <w:keepLines w:val="0"/>
-        <w:pageBreakBefore w:val="0"/>
-        <w:widowControl/>
-        <w:spacing w:line="269" w:lineRule="auto" w:after="120" w:before="0"/>
-      </w:pPr>
-      <w:r>
-        <w:rPr>
-          <w:rFonts w:ascii="Arial" w:eastAsia="Arial" w:hAnsi="Arial"/>
-          <w:color w:val="000000"/>
-          <w:sz w:val="22"/>
-          <w:lang w:val="ky-KG"/>
-        </w:rPr>
-        <w:t>Аксакал үн катпай угуп турду. Ичинен: «Бул адам кылган ишинин оордугун али түшүнө элек. Убакыт өтсө, ошол эле күнөөнү кайра кайталайт», — деп ойлоду. Анан ага мындай деди:</w:t>
-      </w:r>
-    </w:p>
-    <w:p>
-      <w:pPr>
-        <w:keepNext w:val="0"/>
-        <w:keepLines w:val="0"/>
-        <w:pageBreakBefore w:val="0"/>
-        <w:widowControl/>
-        <w:spacing w:line="269" w:lineRule="auto" w:after="120" w:before="0"/>
-      </w:pPr>
-      <w:r>
-        <w:rPr>
-          <w:rFonts w:ascii="Arial" w:eastAsia="Arial" w:hAnsi="Arial"/>
-          <w:color w:val="000000"/>
-          <w:sz w:val="22"/>
-          <w:lang w:val="ky-KG"/>
-        </w:rPr>
-        <w:t>— Базар аянтына куштун жүнү салынган бир жаздык алып бар. Аны жарып, ичиндеги жүндөрдү тегерекке чач. Андан кийин ошол жүндөрдүн баарын бирден терип, мага алып кел. Муну аткара албасаң, кечирим жок.</w:t>
-      </w:r>
-    </w:p>
-    <w:p>
-      <w:pPr>
-        <w:keepNext w:val="0"/>
-        <w:keepLines w:val="0"/>
-        <w:pageBreakBefore w:val="0"/>
-        <w:widowControl/>
-        <w:spacing w:line="269" w:lineRule="auto" w:after="120" w:before="0"/>
-      </w:pPr>
-      <w:r>
-        <w:rPr>
-          <w:rFonts w:ascii="Arial" w:eastAsia="Arial" w:hAnsi="Arial"/>
-          <w:color w:val="000000"/>
-          <w:sz w:val="22"/>
-          <w:lang w:val="ky-KG"/>
-        </w:rPr>
-        <w:t>Ал киши аксакалдын шартын көңүлсүз кабыл алды. «Чал акылынан айнып калыптыр», — деп ойлонуп, жаздыкты аянтка алып келип жарды. Жүндөр бир соккон желге туш тарапка чачылып учту. Ал оңго да, солго да чуркап, жүндөрдүн артынан түштү; бирок канчалык аракет кылбасын, акырында алаканында бир нече жүн гана калды.</w:t>
-      </w:r>
-    </w:p>
-    <w:p>
-      <w:pPr>
-        <w:keepNext w:val="0"/>
-        <w:keepLines w:val="0"/>
-        <w:pageBreakBefore w:val="0"/>
-        <w:widowControl/>
-        <w:spacing w:line="269" w:lineRule="auto" w:after="120" w:before="0"/>
-      </w:pPr>
-      <w:r>
-        <w:rPr>
-          <w:rFonts w:ascii="Arial" w:eastAsia="Arial" w:hAnsi="Arial"/>
-          <w:color w:val="000000"/>
-          <w:sz w:val="22"/>
-          <w:lang w:val="ky-KG"/>
-        </w:rPr>
-        <w:t>Башын жерге салып, аксакалга кайтып келди:</w:t>
-      </w:r>
-    </w:p>
-    <w:p>
-      <w:pPr>
-        <w:keepNext w:val="0"/>
-        <w:keepLines w:val="0"/>
-        <w:pageBreakBefore w:val="0"/>
-        <w:widowControl/>
-        <w:spacing w:line="269" w:lineRule="auto" w:after="120" w:before="0"/>
-      </w:pPr>
-      <w:r>
-        <w:rPr>
-          <w:rFonts w:ascii="Arial" w:eastAsia="Arial" w:hAnsi="Arial"/>
-          <w:color w:val="000000"/>
-          <w:sz w:val="22"/>
-          <w:lang w:val="ky-KG"/>
-        </w:rPr>
-        <w:t>— Калганын чогулта албадым.</w:t>
-      </w:r>
-    </w:p>
-    <w:p>
-      <w:pPr>
-        <w:keepNext w:val="0"/>
-        <w:keepLines w:val="0"/>
-        <w:pageBreakBefore w:val="0"/>
-        <w:widowControl/>
-        <w:spacing w:line="269" w:lineRule="auto" w:after="120" w:before="0"/>
-      </w:pPr>
-      <w:r>
-        <w:rPr>
-          <w:rFonts w:ascii="Arial" w:eastAsia="Arial" w:hAnsi="Arial"/>
-          <w:color w:val="000000"/>
-          <w:sz w:val="22"/>
-          <w:lang w:val="ky-KG"/>
-        </w:rPr>
-        <w:t>Анан терең үшкүрүп:</w:t>
-      </w:r>
-    </w:p>
-    <w:p>
-      <w:pPr>
-        <w:keepNext/>
-        <w:keepLines w:val="0"/>
-        <w:pageBreakBefore w:val="0"/>
-        <w:widowControl/>
-        <w:spacing w:line="269" w:lineRule="auto" w:after="120" w:before="0"/>
-      </w:pPr>
-      <w:r>
-        <w:rPr>
-          <w:rFonts w:ascii="Arial" w:eastAsia="Arial" w:hAnsi="Arial"/>
-          <w:color w:val="000000"/>
-          <w:sz w:val="22"/>
-          <w:lang w:val="ky-KG"/>
-        </w:rPr>
-        <w:t>— Өзүм тараткан сөздөр сыяктуу экен. Аларды да эми кайра жыйнай албайм, — деди.</w:t>
-      </w:r>
-    </w:p>
-    <w:p>
-      <w:pPr>
-        <w:pStyle w:val="Moral"/>
-        <w:keepNext/>
-        <w:keepLines/>
-        <w:pageBreakBefore w:val="0"/>
-        <w:widowControl/>
-        <w:spacing w:before="120" w:after="120" w:line="269" w:lineRule="auto"/>
-        <w:ind w:left="240" w:right="240"/>
-        <w:rPr>
-          <w:lang/>
-        </w:rPr>
-      </w:pPr>
-      <w:r>
-        <w:rPr>
-          <w:rFonts w:ascii="Arial" w:hAnsi="Arial"/>
-          <w:b/>
-          <w:color w:val="000000"/>
-          <w:sz w:val="22"/>
-          <w:lang w:val="ky-KG"/>
-        </w:rPr>
-        <w:t>Сабак: Ушак — желге учкан жүн: чачкандан кийин кайра жыйнай албайсың. Ошон үчүн ушактан алыс бол.</w:t>
-      </w:r>
-      <w:r>
-        <w:rPr>
-          <w:rFonts w:ascii="Arial" w:hAnsi="Arial"/>
-          <w:color w:val="000000"/>
-          <w:sz w:val="22"/>
-          <w:lang w:val="ky-KG"/>
-        </w:rPr>
-      </w:r>
-    </w:p>
-    <w:p>
-      <w:pPr>
-        <w:keepNext w:val="0"/>
-        <w:keepLines w:val="0"/>
-        <w:pageBreakBefore w:val="0"/>
-        <w:widowControl/>
-        <w:spacing w:before="0" w:after="160" w:line="269" w:lineRule="auto"/>
-        <w:jc w:val="right"/>
-      </w:pPr>
-      <w:r>
-        <w:rPr>
-          <w:rFonts w:ascii="Arial" w:eastAsia="Arial" w:hAnsi="Arial" w:cs="Arial"/>
-          <w:i/>
-          <w:color w:val="000000"/>
-          <w:sz w:val="18"/>
-          <w:lang w:val="ky-KG"/>
-        </w:rPr>
-        <w:t>Окуя ачык интернет булактарынан алынды.</w:t>
-      </w:r>
-    </w:p>
+        <w:t>Аңгемелер интернеттен чогултулуп, жасалма интеллекттин жардамы менен иштелип чыккан. Бардык сүрөттөр жасалма интеллект аркылуу түзүлгөн.</w:t>
+      </w:r>
+    </w:p>
+    <w:p/>
     <w:sectPr>
       <w:headerReference w:type="even" r:id="rId7"/>
       <w:headerReference w:type="default" r:id="rId8"/>
@@ -1140,7 +953,6 @@
     </w:pPr>
     <w:rPr>
       <w:rFonts w:asciiTheme="majorHAnsi" w:eastAsiaTheme="majorEastAsia" w:hAnsiTheme="majorHAnsi" w:cstheme="majorBidi"/>
-      <w:color w:val="000000"/>
       <w:sz w:val="40"/>
       <w:szCs w:val="40"/>
     </w:rPr>
@@ -1162,7 +974,6 @@
     </w:pPr>
     <w:rPr>
       <w:rFonts w:asciiTheme="majorHAnsi" w:eastAsiaTheme="majorEastAsia" w:hAnsiTheme="majorHAnsi" w:cstheme="majorBidi"/>
-      <w:color w:val="000000"/>
       <w:sz w:val="32"/>
       <w:szCs w:val="32"/>
     </w:rPr>
@@ -1185,7 +996,6 @@
     </w:pPr>
     <w:rPr>
       <w:rFonts w:eastAsiaTheme="majorEastAsia" w:cstheme="majorBidi"/>
-      <w:color w:val="000000"/>
       <w:sz w:val="28"/>
       <w:szCs w:val="28"/>
     </w:rPr>
@@ -1210,7 +1020,6 @@
       <w:rFonts w:eastAsiaTheme="majorEastAsia" w:cstheme="majorBidi"/>
       <w:i/>
       <w:iCs/>
-      <w:color w:val="000000"/>
     </w:rPr>
   </w:style>
   <w:style w:type="paragraph" w:styleId="Heading5">
@@ -1231,7 +1040,6 @@
     </w:pPr>
     <w:rPr>
       <w:rFonts w:eastAsiaTheme="majorEastAsia" w:cstheme="majorBidi"/>
-      <w:color w:val="000000"/>
     </w:rPr>
   </w:style>
   <w:style w:type="paragraph" w:styleId="Heading6">
@@ -1254,7 +1062,6 @@
       <w:rFonts w:eastAsiaTheme="majorEastAsia" w:cstheme="majorBidi"/>
       <w:i/>
       <w:iCs/>
-      <w:color w:val="000000"/>
     </w:rPr>
   </w:style>
   <w:style w:type="paragraph" w:styleId="Heading7">
@@ -1275,7 +1082,6 @@
     </w:pPr>
     <w:rPr>
       <w:rFonts w:eastAsiaTheme="majorEastAsia" w:cstheme="majorBidi"/>
-      <w:color w:val="000000"/>
     </w:rPr>
   </w:style>
   <w:style w:type="paragraph" w:styleId="Heading8">
@@ -1298,7 +1104,6 @@
       <w:rFonts w:eastAsiaTheme="majorEastAsia" w:cstheme="majorBidi"/>
       <w:i/>
       <w:iCs/>
-      <w:color w:val="000000"/>
     </w:rPr>
   </w:style>
   <w:style w:type="paragraph" w:styleId="Heading9">
@@ -1319,13 +1124,11 @@
     </w:pPr>
     <w:rPr>
       <w:rFonts w:eastAsiaTheme="majorEastAsia" w:cstheme="majorBidi"/>
-      <w:color w:val="000000"/>
     </w:rPr>
   </w:style>
   <w:style w:type="character" w:default="1" w:styleId="DefaultParagraphFont">
     <w:name w:val="Default Paragraph Font"/>
     <w:uiPriority w:val="1"/>
-    <w:semiHidden/>
     <w:unhideWhenUsed/>
   </w:style>
   <w:style w:type="table" w:default="1" w:styleId="TableNormal">
@@ -1481,7 +1284,6 @@
     </w:pPr>
     <w:rPr>
       <w:rFonts w:asciiTheme="majorHAnsi" w:eastAsiaTheme="majorEastAsia" w:hAnsiTheme="majorHAnsi" w:cstheme="majorBidi"/>
-      <w:color w:val="000000"/>
       <w:spacing w:val="-10"/>
       <w:kern w:val="28"/>
       <w:sz w:val="56"/>
@@ -1517,7 +1319,6 @@
     </w:pPr>
     <w:rPr>
       <w:rFonts w:eastAsiaTheme="majorEastAsia" w:cstheme="majorBidi"/>
-      <w:color w:val="000000"/>
       <w:spacing w:val="15"/>
       <w:sz w:val="28"/>
       <w:szCs w:val="28"/>
@@ -1552,7 +1353,6 @@
     <w:rPr>
       <w:i/>
       <w:iCs/>
-      <w:color w:val="000000"/>
     </w:rPr>
   </w:style>
   <w:style w:type="character" w:customStyle="1" w:styleId="QuoteChar">
@@ -1577,9 +1377,6 @@
       <w:ind w:left="720"/>
       <w:contextualSpacing/>
     </w:pPr>
-    <w:rPr>
-      <w:color w:val="000000"/>
-    </w:rPr>
   </w:style>
   <w:style w:type="character" w:styleId="IntenseEmphasis">
     <w:name w:val="Intense Emphasis"/>
@@ -1609,7 +1406,6 @@
     <w:rPr>
       <w:i/>
       <w:iCs/>
-      <w:color w:val="000000"/>
     </w:rPr>
   </w:style>
   <w:style w:type="character" w:customStyle="1" w:styleId="IntenseQuoteChar">
@@ -1649,9 +1445,6 @@
     <w:pPr>
       <w:spacing w:after="100"/>
     </w:pPr>
-    <w:rPr>
-      <w:color w:val="000000"/>
-    </w:rPr>
   </w:style>
   <w:style w:type="paragraph" w:customStyle="1" w:styleId="Moral">
     <w:name w:val="Moral"/>
@@ -1663,7 +1456,6 @@
     <w:rPr>
       <w:rFonts w:ascii="Arial" w:eastAsia="Arial" w:hAnsi="Arial"/>
       <w:i/>
-      <w:color w:val="000000"/>
       <w:kern w:val="0"/>
       <w:sz w:val="22"/>
       <w:szCs w:val="22"/>
@@ -1685,9 +1477,6 @@
       </w:tabs>
       <w:spacing w:after="0" w:line="240" w:lineRule="auto"/>
     </w:pPr>
-    <w:rPr>
-      <w:color w:val="000000"/>
-    </w:rPr>
   </w:style>
   <w:style w:type="character" w:customStyle="1" w:styleId="HeaderChar">
     <w:name w:val="Header Char"/>
@@ -1710,9 +1499,6 @@
       </w:tabs>
       <w:spacing w:after="0" w:line="240" w:lineRule="auto"/>
     </w:pPr>
-    <w:rPr>
-      <w:color w:val="000000"/>
-    </w:rPr>
   </w:style>
   <w:style w:type="character" w:customStyle="1" w:styleId="FooterChar">
     <w:name w:val="Footer Char"/>
@@ -1735,7 +1521,6 @@
     </w:pPr>
     <w:rPr>
       <w:rFonts w:eastAsiaTheme="minorEastAsia"/>
-      <w:color w:val="000000"/>
     </w:rPr>
   </w:style>
   <w:style w:type="paragraph" w:styleId="TOC3">
@@ -1752,7 +1537,6 @@
     </w:pPr>
     <w:rPr>
       <w:rFonts w:eastAsiaTheme="minorEastAsia"/>
-      <w:color w:val="000000"/>
     </w:rPr>
   </w:style>
   <w:style w:type="paragraph" w:styleId="TOC4">
@@ -1769,7 +1553,6 @@
     </w:pPr>
     <w:rPr>
       <w:rFonts w:eastAsiaTheme="minorEastAsia"/>
-      <w:color w:val="000000"/>
     </w:rPr>
   </w:style>
   <w:style w:type="paragraph" w:styleId="TOC5">
@@ -1786,7 +1569,6 @@
     </w:pPr>
     <w:rPr>
       <w:rFonts w:eastAsiaTheme="minorEastAsia"/>
-      <w:color w:val="000000"/>
     </w:rPr>
   </w:style>
   <w:style w:type="paragraph" w:styleId="TOC6">
@@ -1803,7 +1585,6 @@
     </w:pPr>
     <w:rPr>
       <w:rFonts w:eastAsiaTheme="minorEastAsia"/>
-      <w:color w:val="000000"/>
     </w:rPr>
   </w:style>
   <w:style w:type="paragraph" w:styleId="TOC7">
@@ -1820,7 +1601,6 @@
     </w:pPr>
     <w:rPr>
       <w:rFonts w:eastAsiaTheme="minorEastAsia"/>
-      <w:color w:val="000000"/>
     </w:rPr>
   </w:style>
   <w:style w:type="paragraph" w:styleId="TOC8">
@@ -1837,7 +1617,6 @@
     </w:pPr>
     <w:rPr>
       <w:rFonts w:eastAsiaTheme="minorEastAsia"/>
-      <w:color w:val="000000"/>
     </w:rPr>
   </w:style>
   <w:style w:type="paragraph" w:styleId="TOC9">
@@ -1854,7 +1633,6 @@
     </w:pPr>
     <w:rPr>
       <w:rFonts w:eastAsiaTheme="minorEastAsia"/>
-      <w:color w:val="000000"/>
     </w:rPr>
   </w:style>
   <w:style w:type="paragraph" w:styleId="TOCHeading">
@@ -1870,7 +1648,6 @@
       <w:outlineLvl w:val="9"/>
     </w:pPr>
     <w:rPr>
-      <w:color w:val="000000"/>
       <w:kern w:val="0"/>
       <w:sz w:val="32"/>
       <w:szCs w:val="32"/>
